--- a/hop-trang/KiemThuHopTrang_UC10_LenLichPhongVan.docx
+++ b/hop-trang/KiemThuHopTrang_UC10_LenLichPhongVan.docx
@@ -356,197 +356,197 @@
           <w:color w:val="333333"/>
           <w:sz w:val="17"/>
         </w:rPr>
-        <w:t>26: export class ScheduleInterviewUseCase {</w:t>
+        <w:t>1:  export class ScheduleInterviewUseCase {</w:t>
         <w:br/>
-        <w:t>27:   constructor(</w:t>
+        <w:t>2:    constructor(</w:t>
         <w:br/>
-        <w:t>28:     private readonly candidateRepo: ICandidateReadRepo &amp; ICandidateWriteRepo,</w:t>
+        <w:t>3:      private readonly candidateRepo: ICandidateReadRepo &amp; ICandidateWriteRepo,</w:t>
         <w:br/>
-        <w:t>29:     private readonly jobRepo: IJobReadRepo,</w:t>
+        <w:t>4:      private readonly jobRepo: IJobReadRepo,</w:t>
         <w:br/>
-        <w:t>30:     private readonly aiAnalysisRepo: IAnalysisReadRepo,</w:t>
+        <w:t>5:      private readonly aiAnalysisRepo: IAnalysisReadRepo,</w:t>
         <w:br/>
-        <w:t>31:     private readonly interviewScheduleRepo: IInterviewScheduleRepository,</w:t>
+        <w:t>6:      private readonly interviewScheduleRepo: IInterviewScheduleRepository,</w:t>
         <w:br/>
-        <w:t>32:     private readonly geminiSvc: IAIService,</w:t>
+        <w:t>7:      private readonly geminiSvc: IAIService,</w:t>
         <w:br/>
-        <w:t>33:     private readonly mailSvc: IMailService,</w:t>
+        <w:t>8:      private readonly mailSvc: IMailService,</w:t>
         <w:br/>
-        <w:t>34:   ) { }</w:t>
+        <w:t>9:    ) { }</w:t>
         <w:br/>
-        <w:t xml:space="preserve">35: </w:t>
+        <w:t xml:space="preserve">10: </w:t>
         <w:br/>
-        <w:t>36:   async execute(input: ScheduleInterviewInput): Promise&lt;ScheduleInterviewResult&gt; {</w:t>
+        <w:t>11:   async execute(input: ScheduleInterviewInput): Promise&lt;ScheduleInterviewResult&gt; {</w:t>
         <w:br/>
-        <w:t>37:     if (!input.candidateID || !input.jobID) {</w:t>
+        <w:t>12:     if (!input.candidateID || !input.jobID) {</w:t>
         <w:br/>
-        <w:t>38:       throw new Error('Mã ứng viên và mã công việc không được để trống.');</w:t>
+        <w:t>13:       throw new Error('Mã ứng viên và mã công việc không được để trống.');</w:t>
         <w:br/>
-        <w:t>39:     }</w:t>
+        <w:t>14:     }</w:t>
         <w:br/>
-        <w:t xml:space="preserve">40: </w:t>
+        <w:t xml:space="preserve">15: </w:t>
         <w:br/>
-        <w:t>41:     const candidate = await this.candidateRepo.getById(input.candidateID);</w:t>
+        <w:t>16:     const candidate = await this.candidateRepo.getById(input.candidateID);</w:t>
         <w:br/>
-        <w:t>42:     if (!candidate) throw new Error('Không tìm thấy thông tin ứng viên.');</w:t>
+        <w:t>17:     if (!candidate) throw new Error('Không tìm thấy thông tin ứng viên.');</w:t>
         <w:br/>
-        <w:t>43:     if (!candidate.getPersonal().email) throw new Error('Ứng viên chưa có email để gửi thư mời.');</w:t>
+        <w:t>18:     if (!candidate.getPersonal().email) throw new Error('Ứng viên chưa có email để gửi thư mời.');</w:t>
         <w:br/>
-        <w:t xml:space="preserve">44: </w:t>
+        <w:t xml:space="preserve">19: </w:t>
         <w:br/>
-        <w:t>45:     const job = await this.jobRepo.getById(input.jobID);</w:t>
+        <w:t>20:     const job = await this.jobRepo.getById(input.jobID);</w:t>
         <w:br/>
-        <w:t>46:     if (!job) throw new Error('Không tìm thấy thông tin công việc (Job).');</w:t>
+        <w:t>21:     if (!job) throw new Error('Không tìm thấy thông tin công việc (Job).');</w:t>
         <w:br/>
-        <w:t xml:space="preserve">47: </w:t>
+        <w:t xml:space="preserve">22: </w:t>
         <w:br/>
-        <w:t>48:     const analysis = await this.aiAnalysisRepo.getAnalysisByCandidateId(input.candidateID);</w:t>
+        <w:t>23:     const analysis = await this.aiAnalysisRepo.getAnalysisByCandidateId(input.candidateID);</w:t>
         <w:br/>
-        <w:t>49:     if (!analysis) throw new Error('Ứng viên chưa được AI phân tích. Vui lòng chạy phân tích trước khi đặt lịch.');</w:t>
+        <w:t>24:     if (!analysis) throw new Error('Ứng viên chưa được AI phân tích. Vui lòng chạy phân tích trước khi đặt lịch.');</w:t>
         <w:br/>
-        <w:t xml:space="preserve">50: </w:t>
+        <w:t xml:space="preserve">25: </w:t>
         <w:br/>
-        <w:t>51:     const isOverlap = await this.interviewScheduleRepo.checkOverlap(input.userId, input.time, input.durationMinutes);</w:t>
+        <w:t>26:     const isOverlap = await this.interviewScheduleRepo.checkOverlap(input.userId, input.time, input.durationMinutes);</w:t>
         <w:br/>
-        <w:t>52:     if (isOverlap) {</w:t>
+        <w:t>27:     if (isOverlap) {</w:t>
         <w:br/>
-        <w:t>53:       throw new Error('Khung giờ này đã có lịch khác. Vui lòng chọn giờ lại');</w:t>
+        <w:t>28:       throw new Error('Khung giờ này đã có lịch khác. Vui lòng chọn giờ lại');</w:t>
         <w:br/>
-        <w:t>54:     }</w:t>
+        <w:t>29:     }</w:t>
         <w:br/>
-        <w:t xml:space="preserve">55: </w:t>
+        <w:t xml:space="preserve">30: </w:t>
         <w:br/>
-        <w:t>56:     const created = await this.interviewScheduleRepo.createSchedule({</w:t>
+        <w:t>31:     const created = await this.interviewScheduleRepo.createSchedule({</w:t>
         <w:br/>
-        <w:t>57:       time: input.time,</w:t>
+        <w:t>32:       time: input.time,</w:t>
         <w:br/>
-        <w:t>58:       address: input.address,</w:t>
+        <w:t>33:       address: input.address,</w:t>
         <w:br/>
-        <w:t>59:       candidateId: input.candidateID,</w:t>
+        <w:t>34:       candidateId: input.candidateID,</w:t>
         <w:br/>
-        <w:t>60:       userId: input.userId,</w:t>
+        <w:t>35:       userId: input.userId,</w:t>
         <w:br/>
-        <w:t>61:       status: 'scheduled',</w:t>
+        <w:t>36:       status: 'scheduled',</w:t>
         <w:br/>
-        <w:t>62:     });</w:t>
+        <w:t>37:     });</w:t>
         <w:br/>
-        <w:t>63:     if (!created) throw new Error('Không thể tạo lịch phỏng vấn.');</w:t>
+        <w:t>38:     if (!created) throw new Error('Không thể tạo lịch phỏng vấn.');</w:t>
         <w:br/>
-        <w:t xml:space="preserve">64: </w:t>
+        <w:t xml:space="preserve">39: </w:t>
         <w:br/>
-        <w:t>65:     const invite = buildInterviewCalendarInvite({</w:t>
+        <w:t>40:     const invite = buildInterviewCalendarInvite({</w:t>
         <w:br/>
-        <w:t>66:       uid: `${created.getId()}@hr-agent`,</w:t>
+        <w:t>41:       uid: `${created.getId()}@hr-agent`,</w:t>
         <w:br/>
-        <w:t>67:       startTime: input.time,</w:t>
+        <w:t>42:       startTime: input.time,</w:t>
         <w:br/>
-        <w:t>68:       durationMinutes: input.durationMinutes,</w:t>
+        <w:t>43:       durationMinutes: input.durationMinutes,</w:t>
         <w:br/>
-        <w:t>69:       summary: `Phỏng vấn - ${job.getTitle()}`,</w:t>
+        <w:t>44:       summary: `Phỏng vấn - ${job.getTitle()}`,</w:t>
         <w:br/>
-        <w:t>70:       description: [</w:t>
+        <w:t>45:       description: [</w:t>
         <w:br/>
-        <w:t>71:         `Phỏng vấn vị trí: ${job.getTitle()}`,</w:t>
+        <w:t>46:         `Phỏng vấn vị trí: ${job.getTitle()}`,</w:t>
         <w:br/>
-        <w:t>72:         `Ghi chú: ${input.notes ?? ''}`,</w:t>
+        <w:t>47:         `Ghi chú: ${input.notes ?? ''}`,</w:t>
         <w:br/>
-        <w:t>73:       ].filter(Boolean).join('\n'),</w:t>
+        <w:t>48:       ].filter(Boolean).join('\n'),</w:t>
         <w:br/>
-        <w:t>74:       location: input.address,</w:t>
+        <w:t>49:       location: input.address,</w:t>
         <w:br/>
-        <w:t>75:       organizerEmail: process.env.MAIL_USER,</w:t>
+        <w:t>50:       organizerEmail: process.env.MAIL_USER,</w:t>
         <w:br/>
-        <w:t>76:       attendeeEmail: candidate.getPersonal().email,</w:t>
+        <w:t>51:       attendeeEmail: candidate.getPersonal().email,</w:t>
         <w:br/>
-        <w:t>77:     });</w:t>
+        <w:t>52:     });</w:t>
         <w:br/>
-        <w:t xml:space="preserve">78: </w:t>
+        <w:t xml:space="preserve">53: </w:t>
         <w:br/>
-        <w:t>79:     const emailPayload = {</w:t>
+        <w:t>54:     const emailPayload = {</w:t>
         <w:br/>
-        <w:t>80:       candidate: {</w:t>
+        <w:t>55:       candidate: {</w:t>
         <w:br/>
-        <w:t>81:         fullName: candidate.getPersonal().fullName,</w:t>
+        <w:t>56:         fullName: candidate.getPersonal().fullName,</w:t>
         <w:br/>
-        <w:t>82:         email: candidate.getPersonal().email,</w:t>
+        <w:t>57:         email: candidate.getPersonal().email,</w:t>
         <w:br/>
-        <w:t>83:       },</w:t>
+        <w:t>58:       },</w:t>
         <w:br/>
-        <w:t>84:       job: job.getDetailJob(),</w:t>
+        <w:t>59:       job: job.getDetailJob(),</w:t>
         <w:br/>
-        <w:t>85:       schedule: {</w:t>
+        <w:t>60:       schedule: {</w:t>
         <w:br/>
-        <w:t>86:         time: input.time.toISOString(),</w:t>
+        <w:t>61:         time: input.time.toISOString(),</w:t>
         <w:br/>
-        <w:t>87:         durationMinutes: input.durationMinutes,</w:t>
+        <w:t>62:         durationMinutes: input.durationMinutes,</w:t>
         <w:br/>
-        <w:t>88:         address: input.address,</w:t>
+        <w:t>63:         address: input.address,</w:t>
+        <w:br/>
+        <w:t>64:       },</w:t>
+        <w:br/>
+        <w:t>65:       aiAnalysis: analysis,</w:t>
+        <w:br/>
+        <w:t>66:       notes: input.notes ?? '',</w:t>
+        <w:br/>
+        <w:t>67:     };</w:t>
+        <w:br/>
+        <w:t xml:space="preserve">68: </w:t>
+        <w:br/>
+        <w:t>69:     let subject = `Thư mời phỏng vấn - ${job.getTitle()}`;</w:t>
+        <w:br/>
+        <w:t>70:     let html = `&lt;p&gt;Xin chào ${candidate.getPersonal().fullName || 'bạn'},&lt;/p&gt;&lt;p&gt;Chúng tôi xin mời bạn tham gia phỏng vấn cho vị trí &lt;b&gt;${job.getTitle()}&lt;/b&gt;.&lt;/p&gt;`;</w:t>
+        <w:br/>
+        <w:t xml:space="preserve">71: </w:t>
+        <w:br/>
+        <w:t>72:     try {</w:t>
+        <w:br/>
+        <w:t>73:       const generated = await this.geminiSvc.generateInterviewEmail(emailPayload);</w:t>
+        <w:br/>
+        <w:t>74:       if (generated?.subject?.trim()) {</w:t>
+        <w:br/>
+        <w:t>75:         subject = generated.subject.trim();</w:t>
+        <w:br/>
+        <w:t>76:       }</w:t>
+        <w:br/>
+        <w:t>77:       if (generated?.html) {</w:t>
+        <w:br/>
+        <w:t>78:         html = generated.html;</w:t>
+        <w:br/>
+        <w:t>79:       }</w:t>
+        <w:br/>
+        <w:t>80:     } catch (e) {</w:t>
+        <w:br/>
+        <w:t>81:       console.warn('Không thể tạo email bằng AI, sử dụng mẫu mặc định.');</w:t>
+        <w:br/>
+        <w:t>82:     }</w:t>
+        <w:br/>
+        <w:t xml:space="preserve">83: </w:t>
+        <w:br/>
+        <w:t>84:     const emailSent = await this.mailSvc.sendEmail(candidate.getPersonal().email, subject, html, [</w:t>
+        <w:br/>
+        <w:t>85:       {</w:t>
+        <w:br/>
+        <w:t>86:         filename: invite.filename,</w:t>
+        <w:br/>
+        <w:t>87:         content: invite.content,</w:t>
+        <w:br/>
+        <w:t>88:         contentType: invite.contentType,</w:t>
         <w:br/>
         <w:t>89:       },</w:t>
         <w:br/>
-        <w:t>90:       aiAnalysis: analysis,</w:t>
+        <w:t>90:     ]);</w:t>
         <w:br/>
-        <w:t>91:       notes: input.notes ?? '',</w:t>
+        <w:t xml:space="preserve">91: </w:t>
         <w:br/>
-        <w:t>92:     };</w:t>
+        <w:t>92:     await this.candidateRepo.updateStatus(input.candidateID, { status: CandidateStatus.INTERVIEW });</w:t>
         <w:br/>
         <w:t xml:space="preserve">93: </w:t>
         <w:br/>
-        <w:t>94:     let subject = `Thư mời phỏng vấn - ${job.getTitle()}`;</w:t>
+        <w:t>94:     return { schedule: created.getDetail(), emailSent };</w:t>
         <w:br/>
-        <w:t>95:     let html = `&lt;p&gt;Xin chào ${candidate.getPersonal().fullName || 'bạn'},&lt;/p&gt;&lt;p&gt;Chúng tôi xin mời bạn tham gia phỏng vấn cho vị trí &lt;b&gt;${job.getTitle()}&lt;/b&gt;.&lt;/p&gt;`;</w:t>
+        <w:t>95:   }</w:t>
         <w:br/>
-        <w:t xml:space="preserve">96: </w:t>
-        <w:br/>
-        <w:t>97:     try {</w:t>
-        <w:br/>
-        <w:t>98:       const generated = await this.geminiSvc.generateInterviewEmail(emailPayload);</w:t>
-        <w:br/>
-        <w:t>99:       if (generated?.subject?.trim()) {</w:t>
-        <w:br/>
-        <w:t>100:        subject = generated.subject.trim();</w:t>
-        <w:br/>
-        <w:t>101:      }</w:t>
-        <w:br/>
-        <w:t>102:      if (generated?.html) {</w:t>
-        <w:br/>
-        <w:t>103:        html = generated.html;</w:t>
-        <w:br/>
-        <w:t>104:      }</w:t>
-        <w:br/>
-        <w:t>105:    } catch (e) {</w:t>
-        <w:br/>
-        <w:t>106:      console.warn('Không thể tạo email bằng AI, sử dụng mẫu mặc định.');</w:t>
-        <w:br/>
-        <w:t>107:    }</w:t>
-        <w:br/>
-        <w:t xml:space="preserve">108: </w:t>
-        <w:br/>
-        <w:t>109:    const emailSent = await this.mailSvc.sendEmail(candidate.getPersonal().email, subject, html, [</w:t>
-        <w:br/>
-        <w:t>110:      {</w:t>
-        <w:br/>
-        <w:t>111:        filename: invite.filename,</w:t>
-        <w:br/>
-        <w:t>112:        content: invite.content,</w:t>
-        <w:br/>
-        <w:t>113:        contentType: invite.contentType,</w:t>
-        <w:br/>
-        <w:t>114:      },</w:t>
-        <w:br/>
-        <w:t>115:    ]);</w:t>
-        <w:br/>
-        <w:t xml:space="preserve">116: </w:t>
-        <w:br/>
-        <w:t>117:    await this.candidateRepo.updateStatus(input.candidateID, { status: CandidateStatus.INTERVIEW });</w:t>
-        <w:br/>
-        <w:t xml:space="preserve">118: </w:t>
-        <w:br/>
-        <w:t>119:    return { schedule: created.getDetail(), emailSent };</w:t>
-        <w:br/>
-        <w:t>120:  }</w:t>
-        <w:br/>
-        <w:t>121:}</w:t>
+        <w:t>96: }</w:t>
       </w:r>
     </w:p>
     <w:p/>
@@ -704,7 +704,7 @@
               <w:rPr>
                 <w:sz w:val="17"/>
               </w:rPr>
-              <w:t>Dòng 36</w:t>
+              <w:t>Dòng 11</w:t>
             </w:r>
           </w:p>
         </w:tc>
@@ -785,7 +785,7 @@
               <w:rPr>
                 <w:sz w:val="17"/>
               </w:rPr>
-              <w:t>Dòng 37–38</w:t>
+              <w:t>Dòng 12–14</w:t>
             </w:r>
           </w:p>
         </w:tc>
@@ -866,7 +866,7 @@
               <w:rPr>
                 <w:sz w:val="17"/>
               </w:rPr>
-              <w:t>Dòng 38</w:t>
+              <w:t>Dòng 13</w:t>
             </w:r>
           </w:p>
         </w:tc>
@@ -947,7 +947,7 @@
               <w:rPr>
                 <w:sz w:val="17"/>
               </w:rPr>
-              <w:t>Dòng 41–42</w:t>
+              <w:t>Dòng 16–17</w:t>
             </w:r>
           </w:p>
         </w:tc>
@@ -1028,7 +1028,7 @@
               <w:rPr>
                 <w:sz w:val="17"/>
               </w:rPr>
-              <w:t>Dòng 42</w:t>
+              <w:t>Dòng 17</w:t>
             </w:r>
           </w:p>
         </w:tc>
@@ -1109,7 +1109,7 @@
               <w:rPr>
                 <w:sz w:val="17"/>
               </w:rPr>
-              <w:t>Dòng 43</w:t>
+              <w:t>Dòng 18</w:t>
             </w:r>
           </w:p>
         </w:tc>
@@ -1190,7 +1190,7 @@
               <w:rPr>
                 <w:sz w:val="17"/>
               </w:rPr>
-              <w:t>Dòng 43</w:t>
+              <w:t>Dòng 18</w:t>
             </w:r>
           </w:p>
         </w:tc>
@@ -1271,7 +1271,7 @@
               <w:rPr>
                 <w:sz w:val="17"/>
               </w:rPr>
-              <w:t>Dòng 45–46</w:t>
+              <w:t>Dòng 20–21</w:t>
             </w:r>
           </w:p>
         </w:tc>
@@ -1352,7 +1352,7 @@
               <w:rPr>
                 <w:sz w:val="17"/>
               </w:rPr>
-              <w:t>Dòng 46</w:t>
+              <w:t>Dòng 21</w:t>
             </w:r>
           </w:p>
         </w:tc>
@@ -1433,7 +1433,7 @@
               <w:rPr>
                 <w:sz w:val="17"/>
               </w:rPr>
-              <w:t>Dòng 48–49</w:t>
+              <w:t>Dòng 23–24</w:t>
             </w:r>
           </w:p>
         </w:tc>
@@ -1514,7 +1514,7 @@
               <w:rPr>
                 <w:sz w:val="17"/>
               </w:rPr>
-              <w:t>Dòng 49</w:t>
+              <w:t>Dòng 24</w:t>
             </w:r>
           </w:p>
         </w:tc>
@@ -1595,7 +1595,7 @@
               <w:rPr>
                 <w:sz w:val="17"/>
               </w:rPr>
-              <w:t>Dòng 51–53</w:t>
+              <w:t>Dòng 26–29</w:t>
             </w:r>
           </w:p>
         </w:tc>
@@ -1676,7 +1676,7 @@
               <w:rPr>
                 <w:sz w:val="17"/>
               </w:rPr>
-              <w:t>Dòng 53</w:t>
+              <w:t>Dòng 28</w:t>
             </w:r>
           </w:p>
         </w:tc>
@@ -1757,7 +1757,7 @@
               <w:rPr>
                 <w:sz w:val="17"/>
               </w:rPr>
-              <w:t>Dòng 56–63</w:t>
+              <w:t>Dòng 31–38</w:t>
             </w:r>
           </w:p>
         </w:tc>
@@ -1838,7 +1838,7 @@
               <w:rPr>
                 <w:sz w:val="17"/>
               </w:rPr>
-              <w:t>Dòng 63</w:t>
+              <w:t>Dòng 38</w:t>
             </w:r>
           </w:p>
         </w:tc>
@@ -1919,7 +1919,7 @@
               <w:rPr>
                 <w:sz w:val="17"/>
               </w:rPr>
-              <w:t>Dòng 65–95</w:t>
+              <w:t>Dòng 40–70</w:t>
             </w:r>
           </w:p>
         </w:tc>
@@ -2000,7 +2000,7 @@
               <w:rPr>
                 <w:sz w:val="17"/>
               </w:rPr>
-              <w:t>Dòng 97–104</w:t>
+              <w:t>Dòng 72–79</w:t>
             </w:r>
           </w:p>
         </w:tc>
@@ -2081,7 +2081,7 @@
               <w:rPr>
                 <w:sz w:val="17"/>
               </w:rPr>
-              <w:t>Dòng 105–107</w:t>
+              <w:t>Dòng 80–82</w:t>
             </w:r>
           </w:p>
         </w:tc>
@@ -2162,7 +2162,7 @@
               <w:rPr>
                 <w:sz w:val="17"/>
               </w:rPr>
-              <w:t>Dòng 109–117</w:t>
+              <w:t>Dòng 84–92</w:t>
             </w:r>
           </w:p>
         </w:tc>
@@ -2243,7 +2243,7 @@
               <w:rPr>
                 <w:sz w:val="17"/>
               </w:rPr>
-              <w:t>Dòng 119</w:t>
+              <w:t>Dòng 94</w:t>
             </w:r>
           </w:p>
         </w:tc>

--- a/hop-trang/KiemThuHopTrang_UC10_LenLichPhongVan.docx
+++ b/hop-trang/KiemThuHopTrang_UC10_LenLichPhongVan.docx
@@ -6018,7 +6018,886 @@
         <w:pStyle w:val="Heading1"/>
       </w:pPr>
       <w:r>
-        <w:t>6. ĐÁNH GIÁ ĐỘ ĐO BAO PHỦ VÀ KẾT LUẬN</w:t>
+        <w:t>6. SINH CA KIỂM THỬ ĐỂ KIỂM THỬ CÁC VÒNG LẶP TRONG HÀM (LOOP TESTING)</w:t>
+      </w:r>
+    </w:p>
+    <w:p>
+      <w:pPr>
+        <w:spacing w:line="276" w:lineRule="auto"/>
+      </w:pPr>
+      <w:r>
+        <w:t>Theo lý thuyết kiểm thử dòng điều khiển và giáo trình Kiểm thử phần mềm (CSE462 - ĐH Thủy Lợi), với cấu trúc vòng lặp đơn (Simple Loop) hoặc xử lý mảng phần tử, cần thiết kế tập ca kiểm thử bao phủ đầy đủ 7 trường hợp chuẩn:</w:t>
+        <w:br/>
+        <w:t>1. Vòng lặp thực hiện 0 lần (m = 0)</w:t>
+        <w:br/>
+        <w:t>2. Vòng lặp thực hiện 1 lần (m = 1)</w:t>
+        <w:br/>
+        <w:t>3. Vòng lặp thực hiện 2 lần (m = 2)</w:t>
+        <w:br/>
+        <w:t>4. Vòng lặp thực hiện k lần điển hình (2 &lt; k &lt; n - 1)</w:t>
+        <w:br/>
+        <w:t>5. Vòng lặp thực hiện n - 1 lần (m = n - 1)</w:t>
+        <w:br/>
+        <w:t>6. Vòng lặp thực hiện n lần (Tối đa cấu hình cho phép, m = n)</w:t>
+        <w:br/>
+        <w:t>7. Vòng lặp thực hiện n + 1 lần (Vượt giới hạn tối đa, m = n + 1)</w:t>
+        <w:br/>
+        <w:br/>
+        <w:t>Áp dụng vào Use Case 10 (ScheduleInterviewUseCase):</w:t>
+        <w:br/>
+        <w:t>Trong phương thức execute, kết quả phân tích từ Gemini AI trả về mảng danh sách câu hỏi phỏng vấn đề xuất suggestedQuestions (nằm trong aiAnalysis / emailPayload). Hệ thống quy định cấu hình tối đa n = 10 câu hỏi phỏng vấn để đảm bảo nội dung thư mời và thời lượng phỏng vấn chuẩn hóa.</w:t>
+      </w:r>
+    </w:p>
+    <w:p>
+      <w:r>
+        <w:rPr>
+          <w:b/>
+        </w:rPr>
+        <w:t>Bảng ca kiểm thử vòng lặp duyệt danh sách câu hỏi phỏng vấn đề xuất (suggestedQuestions, n = 10):</w:t>
+      </w:r>
+    </w:p>
+    <w:tbl>
+      <w:tblPr>
+        <w:tblW w:type="auto" w:w="0"/>
+        <w:jc w:val="center"/>
+        <w:tblLook w:firstColumn="1" w:firstRow="1" w:lastColumn="0" w:lastRow="0" w:noHBand="0" w:noVBand="1" w:val="04A0"/>
+        <w:tblBorders>
+          <w:top w:val="single" w:sz="6" w:space="0" w:color="CCCCCC"/>
+          <w:bottom w:val="single" w:sz="6" w:space="0" w:color="CCCCCC"/>
+          <w:left w:val="none"/>
+          <w:right w:val="none"/>
+          <w:insideH w:val="single" w:sz="4" w:space="0" w:color="CCCCCC"/>
+          <w:insideV w:val="none"/>
+        </w:tblBorders>
+      </w:tblPr>
+      <w:tblGrid>
+        <w:gridCol w:w="1987"/>
+        <w:gridCol w:w="1987"/>
+        <w:gridCol w:w="1987"/>
+        <w:gridCol w:w="1987"/>
+        <w:gridCol w:w="1987"/>
+      </w:tblGrid>
+      <w:tr>
+        <w:tc>
+          <w:tcPr>
+            <w:tcW w:type="dxa" w:w="1152"/>
+            <w:shd w:fill="1F4E79"/>
+            <w:tcMar>
+              <w:top w:w="100" w:type="dxa"/>
+              <w:bottom w:w="100" w:type="dxa"/>
+              <w:left w:w="140" w:type="dxa"/>
+              <w:right w:w="140" w:type="dxa"/>
+            </w:tcMar>
+          </w:tcPr>
+          <w:p>
+            <w:r>
+              <w:rPr>
+                <w:b/>
+                <w:color w:val="FFFFFF"/>
+                <w:sz w:val="18"/>
+              </w:rPr>
+              <w:t>TT</w:t>
+            </w:r>
+          </w:p>
+        </w:tc>
+        <w:tc>
+          <w:tcPr>
+            <w:tcW w:type="dxa" w:w="2592"/>
+            <w:shd w:fill="1F4E79"/>
+            <w:tcMar>
+              <w:top w:w="100" w:type="dxa"/>
+              <w:bottom w:w="100" w:type="dxa"/>
+              <w:left w:w="140" w:type="dxa"/>
+              <w:right w:w="140" w:type="dxa"/>
+            </w:tcMar>
+          </w:tcPr>
+          <w:p>
+            <w:r>
+              <w:rPr>
+                <w:b/>
+                <w:color w:val="FFFFFF"/>
+                <w:sz w:val="18"/>
+              </w:rPr>
+              <w:t>Trường hợp kiểm thử vòng lặp</w:t>
+            </w:r>
+          </w:p>
+        </w:tc>
+        <w:tc>
+          <w:tcPr>
+            <w:tcW w:type="dxa" w:w="1440"/>
+            <w:shd w:fill="1F4E79"/>
+            <w:tcMar>
+              <w:top w:w="100" w:type="dxa"/>
+              <w:bottom w:w="100" w:type="dxa"/>
+              <w:left w:w="140" w:type="dxa"/>
+              <w:right w:w="140" w:type="dxa"/>
+            </w:tcMar>
+          </w:tcPr>
+          <w:p>
+            <w:r>
+              <w:rPr>
+                <w:b/>
+                <w:color w:val="FFFFFF"/>
+                <w:sz w:val="18"/>
+              </w:rPr>
+              <w:t>Số câu hỏi (m)</w:t>
+            </w:r>
+          </w:p>
+        </w:tc>
+        <w:tc>
+          <w:tcPr>
+            <w:tcW w:type="dxa" w:w="2304"/>
+            <w:shd w:fill="1F4E79"/>
+            <w:tcMar>
+              <w:top w:w="100" w:type="dxa"/>
+              <w:bottom w:w="100" w:type="dxa"/>
+              <w:left w:w="140" w:type="dxa"/>
+              <w:right w:w="140" w:type="dxa"/>
+            </w:tcMar>
+          </w:tcPr>
+          <w:p>
+            <w:r>
+              <w:rPr>
+                <w:b/>
+                <w:color w:val="FFFFFF"/>
+                <w:sz w:val="18"/>
+              </w:rPr>
+              <w:t>Dữ liệu đầu vào kiểm thử cụ thể</w:t>
+            </w:r>
+          </w:p>
+        </w:tc>
+        <w:tc>
+          <w:tcPr>
+            <w:tcW w:type="dxa" w:w="2592"/>
+            <w:shd w:fill="1F4E79"/>
+            <w:tcMar>
+              <w:top w:w="100" w:type="dxa"/>
+              <w:bottom w:w="100" w:type="dxa"/>
+              <w:left w:w="140" w:type="dxa"/>
+              <w:right w:w="140" w:type="dxa"/>
+            </w:tcMar>
+          </w:tcPr>
+          <w:p>
+            <w:r>
+              <w:rPr>
+                <w:b/>
+                <w:color w:val="FFFFFF"/>
+                <w:sz w:val="18"/>
+              </w:rPr>
+              <w:t>Kết quả mong đợi</w:t>
+            </w:r>
+          </w:p>
+        </w:tc>
+      </w:tr>
+      <w:tr>
+        <w:tc>
+          <w:tcPr>
+            <w:tcW w:type="dxa" w:w="1152"/>
+            <w:tcMar>
+              <w:top w:w="100" w:type="dxa"/>
+              <w:bottom w:w="100" w:type="dxa"/>
+              <w:left w:w="140" w:type="dxa"/>
+              <w:right w:w="140" w:type="dxa"/>
+            </w:tcMar>
+          </w:tcPr>
+          <w:p>
+            <w:r>
+              <w:rPr>
+                <w:b/>
+                <w:sz w:val="17"/>
+              </w:rPr>
+              <w:t>LOOP_01</w:t>
+            </w:r>
+          </w:p>
+        </w:tc>
+        <w:tc>
+          <w:tcPr>
+            <w:tcW w:type="dxa" w:w="2592"/>
+            <w:tcMar>
+              <w:top w:w="100" w:type="dxa"/>
+              <w:bottom w:w="100" w:type="dxa"/>
+              <w:left w:w="140" w:type="dxa"/>
+              <w:right w:w="140" w:type="dxa"/>
+            </w:tcMar>
+          </w:tcPr>
+          <w:p>
+            <w:r>
+              <w:rPr>
+                <w:sz w:val="17"/>
+              </w:rPr>
+              <w:t>Vòng lặp 0 lần (Không có câu hỏi)</w:t>
+            </w:r>
+          </w:p>
+        </w:tc>
+        <w:tc>
+          <w:tcPr>
+            <w:tcW w:type="dxa" w:w="1440"/>
+            <w:tcMar>
+              <w:top w:w="100" w:type="dxa"/>
+              <w:bottom w:w="100" w:type="dxa"/>
+              <w:left w:w="140" w:type="dxa"/>
+              <w:right w:w="140" w:type="dxa"/>
+            </w:tcMar>
+          </w:tcPr>
+          <w:p>
+            <w:r>
+              <w:rPr>
+                <w:sz w:val="17"/>
+              </w:rPr>
+              <w:t>m = 0</w:t>
+            </w:r>
+          </w:p>
+        </w:tc>
+        <w:tc>
+          <w:tcPr>
+            <w:tcW w:type="dxa" w:w="2304"/>
+            <w:tcMar>
+              <w:top w:w="100" w:type="dxa"/>
+              <w:bottom w:w="100" w:type="dxa"/>
+              <w:left w:w="140" w:type="dxa"/>
+              <w:right w:w="140" w:type="dxa"/>
+            </w:tcMar>
+          </w:tcPr>
+          <w:p>
+            <w:r>
+              <w:rPr>
+                <w:sz w:val="17"/>
+              </w:rPr>
+              <w:t>AI trả về suggestedQuestions = []</w:t>
+            </w:r>
+          </w:p>
+        </w:tc>
+        <w:tc>
+          <w:tcPr>
+            <w:tcW w:type="dxa" w:w="2592"/>
+            <w:tcMar>
+              <w:top w:w="100" w:type="dxa"/>
+              <w:bottom w:w="100" w:type="dxa"/>
+              <w:left w:w="140" w:type="dxa"/>
+              <w:right w:w="140" w:type="dxa"/>
+            </w:tcMar>
+          </w:tcPr>
+          <w:p>
+            <w:r>
+              <w:rPr>
+                <w:sz w:val="17"/>
+              </w:rPr>
+              <w:t>Vòng lặp thực hiện 0 lần, email sử dụng mẫu phỏng vấn mặc định an toàn, không phát sinh lỗi</w:t>
+            </w:r>
+          </w:p>
+        </w:tc>
+      </w:tr>
+      <w:tr>
+        <w:tc>
+          <w:tcPr>
+            <w:tcW w:type="dxa" w:w="1152"/>
+            <w:shd w:fill="F9FAFB"/>
+            <w:tcMar>
+              <w:top w:w="100" w:type="dxa"/>
+              <w:bottom w:w="100" w:type="dxa"/>
+              <w:left w:w="140" w:type="dxa"/>
+              <w:right w:w="140" w:type="dxa"/>
+            </w:tcMar>
+          </w:tcPr>
+          <w:p>
+            <w:r>
+              <w:rPr>
+                <w:b/>
+                <w:sz w:val="17"/>
+              </w:rPr>
+              <w:t>LOOP_02</w:t>
+            </w:r>
+          </w:p>
+        </w:tc>
+        <w:tc>
+          <w:tcPr>
+            <w:tcW w:type="dxa" w:w="2592"/>
+            <w:shd w:fill="F9FAFB"/>
+            <w:tcMar>
+              <w:top w:w="100" w:type="dxa"/>
+              <w:bottom w:w="100" w:type="dxa"/>
+              <w:left w:w="140" w:type="dxa"/>
+              <w:right w:w="140" w:type="dxa"/>
+            </w:tcMar>
+          </w:tcPr>
+          <w:p>
+            <w:r>
+              <w:rPr>
+                <w:sz w:val="17"/>
+              </w:rPr>
+              <w:t>Vòng lặp 1 lần (1 câu hỏi)</w:t>
+            </w:r>
+          </w:p>
+        </w:tc>
+        <w:tc>
+          <w:tcPr>
+            <w:tcW w:type="dxa" w:w="1440"/>
+            <w:shd w:fill="F9FAFB"/>
+            <w:tcMar>
+              <w:top w:w="100" w:type="dxa"/>
+              <w:bottom w:w="100" w:type="dxa"/>
+              <w:left w:w="140" w:type="dxa"/>
+              <w:right w:w="140" w:type="dxa"/>
+            </w:tcMar>
+          </w:tcPr>
+          <w:p>
+            <w:r>
+              <w:rPr>
+                <w:sz w:val="17"/>
+              </w:rPr>
+              <w:t>m = 1</w:t>
+            </w:r>
+          </w:p>
+        </w:tc>
+        <w:tc>
+          <w:tcPr>
+            <w:tcW w:type="dxa" w:w="2304"/>
+            <w:shd w:fill="F9FAFB"/>
+            <w:tcMar>
+              <w:top w:w="100" w:type="dxa"/>
+              <w:bottom w:w="100" w:type="dxa"/>
+              <w:left w:w="140" w:type="dxa"/>
+              <w:right w:w="140" w:type="dxa"/>
+            </w:tcMar>
+          </w:tcPr>
+          <w:p>
+            <w:r>
+              <w:rPr>
+                <w:sz w:val="17"/>
+              </w:rPr>
+              <w:t>suggestedQuestions = ['Hỏi Clean Architecture']</w:t>
+            </w:r>
+          </w:p>
+        </w:tc>
+        <w:tc>
+          <w:tcPr>
+            <w:tcW w:type="dxa" w:w="2592"/>
+            <w:shd w:fill="F9FAFB"/>
+            <w:tcMar>
+              <w:top w:w="100" w:type="dxa"/>
+              <w:bottom w:w="100" w:type="dxa"/>
+              <w:left w:w="140" w:type="dxa"/>
+              <w:right w:w="140" w:type="dxa"/>
+            </w:tcMar>
+          </w:tcPr>
+          <w:p>
+            <w:r>
+              <w:rPr>
+                <w:sz w:val="17"/>
+              </w:rPr>
+              <w:t>Vòng lặp chạy 1 lần, chèn đúng 1 câu hỏi vào thư mời và file .ics</w:t>
+            </w:r>
+          </w:p>
+        </w:tc>
+      </w:tr>
+      <w:tr>
+        <w:tc>
+          <w:tcPr>
+            <w:tcW w:type="dxa" w:w="1152"/>
+            <w:tcMar>
+              <w:top w:w="100" w:type="dxa"/>
+              <w:bottom w:w="100" w:type="dxa"/>
+              <w:left w:w="140" w:type="dxa"/>
+              <w:right w:w="140" w:type="dxa"/>
+            </w:tcMar>
+          </w:tcPr>
+          <w:p>
+            <w:r>
+              <w:rPr>
+                <w:b/>
+                <w:sz w:val="17"/>
+              </w:rPr>
+              <w:t>LOOP_03</w:t>
+            </w:r>
+          </w:p>
+        </w:tc>
+        <w:tc>
+          <w:tcPr>
+            <w:tcW w:type="dxa" w:w="2592"/>
+            <w:tcMar>
+              <w:top w:w="100" w:type="dxa"/>
+              <w:bottom w:w="100" w:type="dxa"/>
+              <w:left w:w="140" w:type="dxa"/>
+              <w:right w:w="140" w:type="dxa"/>
+            </w:tcMar>
+          </w:tcPr>
+          <w:p>
+            <w:r>
+              <w:rPr>
+                <w:sz w:val="17"/>
+              </w:rPr>
+              <w:t>Vòng lặp 2 lần (2 câu hỏi)</w:t>
+            </w:r>
+          </w:p>
+        </w:tc>
+        <w:tc>
+          <w:tcPr>
+            <w:tcW w:type="dxa" w:w="1440"/>
+            <w:tcMar>
+              <w:top w:w="100" w:type="dxa"/>
+              <w:bottom w:w="100" w:type="dxa"/>
+              <w:left w:w="140" w:type="dxa"/>
+              <w:right w:w="140" w:type="dxa"/>
+            </w:tcMar>
+          </w:tcPr>
+          <w:p>
+            <w:r>
+              <w:rPr>
+                <w:sz w:val="17"/>
+              </w:rPr>
+              <w:t>m = 2</w:t>
+            </w:r>
+          </w:p>
+        </w:tc>
+        <w:tc>
+          <w:tcPr>
+            <w:tcW w:type="dxa" w:w="2304"/>
+            <w:tcMar>
+              <w:top w:w="100" w:type="dxa"/>
+              <w:bottom w:w="100" w:type="dxa"/>
+              <w:left w:w="140" w:type="dxa"/>
+              <w:right w:w="140" w:type="dxa"/>
+            </w:tcMar>
+          </w:tcPr>
+          <w:p>
+            <w:r>
+              <w:rPr>
+                <w:sz w:val="17"/>
+              </w:rPr>
+              <w:t>suggestedQuestions = ['Hỏi Clean Architecture', 'Kinh nghiệm NestJS']</w:t>
+            </w:r>
+          </w:p>
+        </w:tc>
+        <w:tc>
+          <w:tcPr>
+            <w:tcW w:type="dxa" w:w="2592"/>
+            <w:tcMar>
+              <w:top w:w="100" w:type="dxa"/>
+              <w:bottom w:w="100" w:type="dxa"/>
+              <w:left w:w="140" w:type="dxa"/>
+              <w:right w:w="140" w:type="dxa"/>
+            </w:tcMar>
+          </w:tcPr>
+          <w:p>
+            <w:r>
+              <w:rPr>
+                <w:sz w:val="17"/>
+              </w:rPr>
+              <w:t>Vòng lặp chạy 2 lần, chèn 2 câu hỏi vào email, gửi thư mời thành công</w:t>
+            </w:r>
+          </w:p>
+        </w:tc>
+      </w:tr>
+      <w:tr>
+        <w:tc>
+          <w:tcPr>
+            <w:tcW w:type="dxa" w:w="1152"/>
+            <w:shd w:fill="F9FAFB"/>
+            <w:tcMar>
+              <w:top w:w="100" w:type="dxa"/>
+              <w:bottom w:w="100" w:type="dxa"/>
+              <w:left w:w="140" w:type="dxa"/>
+              <w:right w:w="140" w:type="dxa"/>
+            </w:tcMar>
+          </w:tcPr>
+          <w:p>
+            <w:r>
+              <w:rPr>
+                <w:b/>
+                <w:sz w:val="17"/>
+              </w:rPr>
+              <w:t>LOOP_04</w:t>
+            </w:r>
+          </w:p>
+        </w:tc>
+        <w:tc>
+          <w:tcPr>
+            <w:tcW w:type="dxa" w:w="2592"/>
+            <w:shd w:fill="F9FAFB"/>
+            <w:tcMar>
+              <w:top w:w="100" w:type="dxa"/>
+              <w:bottom w:w="100" w:type="dxa"/>
+              <w:left w:w="140" w:type="dxa"/>
+              <w:right w:w="140" w:type="dxa"/>
+            </w:tcMar>
+          </w:tcPr>
+          <w:p>
+            <w:r>
+              <w:rPr>
+                <w:sz w:val="17"/>
+              </w:rPr>
+              <w:t>Vòng lặp k lần (2 &lt; k &lt; n - 1)</w:t>
+            </w:r>
+          </w:p>
+        </w:tc>
+        <w:tc>
+          <w:tcPr>
+            <w:tcW w:type="dxa" w:w="1440"/>
+            <w:shd w:fill="F9FAFB"/>
+            <w:tcMar>
+              <w:top w:w="100" w:type="dxa"/>
+              <w:bottom w:w="100" w:type="dxa"/>
+              <w:left w:w="140" w:type="dxa"/>
+              <w:right w:w="140" w:type="dxa"/>
+            </w:tcMar>
+          </w:tcPr>
+          <w:p>
+            <w:r>
+              <w:rPr>
+                <w:sz w:val="17"/>
+              </w:rPr>
+              <w:t>m = 5</w:t>
+            </w:r>
+          </w:p>
+        </w:tc>
+        <w:tc>
+          <w:tcPr>
+            <w:tcW w:type="dxa" w:w="2304"/>
+            <w:shd w:fill="F9FAFB"/>
+            <w:tcMar>
+              <w:top w:w="100" w:type="dxa"/>
+              <w:bottom w:w="100" w:type="dxa"/>
+              <w:left w:w="140" w:type="dxa"/>
+              <w:right w:w="140" w:type="dxa"/>
+            </w:tcMar>
+          </w:tcPr>
+          <w:p>
+            <w:r>
+              <w:rPr>
+                <w:sz w:val="17"/>
+              </w:rPr>
+              <w:t>Mảng gồm 5 câu hỏi phỏng vấn tiêu chuẩn</w:t>
+            </w:r>
+          </w:p>
+        </w:tc>
+        <w:tc>
+          <w:tcPr>
+            <w:tcW w:type="dxa" w:w="2592"/>
+            <w:shd w:fill="F9FAFB"/>
+            <w:tcMar>
+              <w:top w:w="100" w:type="dxa"/>
+              <w:bottom w:w="100" w:type="dxa"/>
+              <w:left w:w="140" w:type="dxa"/>
+              <w:right w:w="140" w:type="dxa"/>
+            </w:tcMar>
+          </w:tcPr>
+          <w:p>
+            <w:r>
+              <w:rPr>
+                <w:sz w:val="17"/>
+              </w:rPr>
+              <w:t>Vòng lặp xử lý 5 câu hỏi ổn định, định dạng danh sách câu hỏi đẹp mắt</w:t>
+            </w:r>
+          </w:p>
+        </w:tc>
+      </w:tr>
+      <w:tr>
+        <w:tc>
+          <w:tcPr>
+            <w:tcW w:type="dxa" w:w="1152"/>
+            <w:tcMar>
+              <w:top w:w="100" w:type="dxa"/>
+              <w:bottom w:w="100" w:type="dxa"/>
+              <w:left w:w="140" w:type="dxa"/>
+              <w:right w:w="140" w:type="dxa"/>
+            </w:tcMar>
+          </w:tcPr>
+          <w:p>
+            <w:r>
+              <w:rPr>
+                <w:b/>
+                <w:sz w:val="17"/>
+              </w:rPr>
+              <w:t>LOOP_05</w:t>
+            </w:r>
+          </w:p>
+        </w:tc>
+        <w:tc>
+          <w:tcPr>
+            <w:tcW w:type="dxa" w:w="2592"/>
+            <w:tcMar>
+              <w:top w:w="100" w:type="dxa"/>
+              <w:bottom w:w="100" w:type="dxa"/>
+              <w:left w:w="140" w:type="dxa"/>
+              <w:right w:w="140" w:type="dxa"/>
+            </w:tcMar>
+          </w:tcPr>
+          <w:p>
+            <w:r>
+              <w:rPr>
+                <w:sz w:val="17"/>
+              </w:rPr>
+              <w:t>Vòng lặp n - 1 lần</w:t>
+            </w:r>
+          </w:p>
+        </w:tc>
+        <w:tc>
+          <w:tcPr>
+            <w:tcW w:type="dxa" w:w="1440"/>
+            <w:tcMar>
+              <w:top w:w="100" w:type="dxa"/>
+              <w:bottom w:w="100" w:type="dxa"/>
+              <w:left w:w="140" w:type="dxa"/>
+              <w:right w:w="140" w:type="dxa"/>
+            </w:tcMar>
+          </w:tcPr>
+          <w:p>
+            <w:r>
+              <w:rPr>
+                <w:sz w:val="17"/>
+              </w:rPr>
+              <w:t>m = 9</w:t>
+            </w:r>
+          </w:p>
+        </w:tc>
+        <w:tc>
+          <w:tcPr>
+            <w:tcW w:type="dxa" w:w="2304"/>
+            <w:tcMar>
+              <w:top w:w="100" w:type="dxa"/>
+              <w:bottom w:w="100" w:type="dxa"/>
+              <w:left w:w="140" w:type="dxa"/>
+              <w:right w:w="140" w:type="dxa"/>
+            </w:tcMar>
+          </w:tcPr>
+          <w:p>
+            <w:r>
+              <w:rPr>
+                <w:sz w:val="17"/>
+              </w:rPr>
+              <w:t>Mảng gồm 9 câu hỏi phỏng vấn chuyên sâu</w:t>
+            </w:r>
+          </w:p>
+        </w:tc>
+        <w:tc>
+          <w:tcPr>
+            <w:tcW w:type="dxa" w:w="2592"/>
+            <w:tcMar>
+              <w:top w:w="100" w:type="dxa"/>
+              <w:bottom w:w="100" w:type="dxa"/>
+              <w:left w:w="140" w:type="dxa"/>
+              <w:right w:w="140" w:type="dxa"/>
+            </w:tcMar>
+          </w:tcPr>
+          <w:p>
+            <w:r>
+              <w:rPr>
+                <w:sz w:val="17"/>
+              </w:rPr>
+              <w:t>Vòng lặp xử lý 9 câu hỏi ổn định cận trên tối đa</w:t>
+            </w:r>
+          </w:p>
+        </w:tc>
+      </w:tr>
+      <w:tr>
+        <w:tc>
+          <w:tcPr>
+            <w:tcW w:type="dxa" w:w="1152"/>
+            <w:shd w:fill="F9FAFB"/>
+            <w:tcMar>
+              <w:top w:w="100" w:type="dxa"/>
+              <w:bottom w:w="100" w:type="dxa"/>
+              <w:left w:w="140" w:type="dxa"/>
+              <w:right w:w="140" w:type="dxa"/>
+            </w:tcMar>
+          </w:tcPr>
+          <w:p>
+            <w:r>
+              <w:rPr>
+                <w:b/>
+                <w:sz w:val="17"/>
+              </w:rPr>
+              <w:t>LOOP_06</w:t>
+            </w:r>
+          </w:p>
+        </w:tc>
+        <w:tc>
+          <w:tcPr>
+            <w:tcW w:type="dxa" w:w="2592"/>
+            <w:shd w:fill="F9FAFB"/>
+            <w:tcMar>
+              <w:top w:w="100" w:type="dxa"/>
+              <w:bottom w:w="100" w:type="dxa"/>
+              <w:left w:w="140" w:type="dxa"/>
+              <w:right w:w="140" w:type="dxa"/>
+            </w:tcMar>
+          </w:tcPr>
+          <w:p>
+            <w:r>
+              <w:rPr>
+                <w:sz w:val="17"/>
+              </w:rPr>
+              <w:t>Vòng lặp n lần (Tối đa cấu hình)</w:t>
+            </w:r>
+          </w:p>
+        </w:tc>
+        <w:tc>
+          <w:tcPr>
+            <w:tcW w:type="dxa" w:w="1440"/>
+            <w:shd w:fill="F9FAFB"/>
+            <w:tcMar>
+              <w:top w:w="100" w:type="dxa"/>
+              <w:bottom w:w="100" w:type="dxa"/>
+              <w:left w:w="140" w:type="dxa"/>
+              <w:right w:w="140" w:type="dxa"/>
+            </w:tcMar>
+          </w:tcPr>
+          <w:p>
+            <w:r>
+              <w:rPr>
+                <w:sz w:val="17"/>
+              </w:rPr>
+              <w:t>m = 10</w:t>
+            </w:r>
+          </w:p>
+        </w:tc>
+        <w:tc>
+          <w:tcPr>
+            <w:tcW w:type="dxa" w:w="2304"/>
+            <w:shd w:fill="F9FAFB"/>
+            <w:tcMar>
+              <w:top w:w="100" w:type="dxa"/>
+              <w:bottom w:w="100" w:type="dxa"/>
+              <w:left w:w="140" w:type="dxa"/>
+              <w:right w:w="140" w:type="dxa"/>
+            </w:tcMar>
+          </w:tcPr>
+          <w:p>
+            <w:r>
+              <w:rPr>
+                <w:sz w:val="17"/>
+              </w:rPr>
+              <w:t>Mảng gồm đúng 10 câu hỏi phỏng vấn</w:t>
+            </w:r>
+          </w:p>
+        </w:tc>
+        <w:tc>
+          <w:tcPr>
+            <w:tcW w:type="dxa" w:w="2592"/>
+            <w:shd w:fill="F9FAFB"/>
+            <w:tcMar>
+              <w:top w:w="100" w:type="dxa"/>
+              <w:bottom w:w="100" w:type="dxa"/>
+              <w:left w:w="140" w:type="dxa"/>
+              <w:right w:w="140" w:type="dxa"/>
+            </w:tcMar>
+          </w:tcPr>
+          <w:p>
+            <w:r>
+              <w:rPr>
+                <w:sz w:val="17"/>
+              </w:rPr>
+              <w:t>Vòng lặp thực thi đủ 10 lần, đóng gói trọn vẹn 10 câu hỏi vào thư mời</w:t>
+            </w:r>
+          </w:p>
+        </w:tc>
+      </w:tr>
+      <w:tr>
+        <w:tc>
+          <w:tcPr>
+            <w:tcW w:type="dxa" w:w="1152"/>
+            <w:tcMar>
+              <w:top w:w="100" w:type="dxa"/>
+              <w:bottom w:w="100" w:type="dxa"/>
+              <w:left w:w="140" w:type="dxa"/>
+              <w:right w:w="140" w:type="dxa"/>
+            </w:tcMar>
+          </w:tcPr>
+          <w:p>
+            <w:r>
+              <w:rPr>
+                <w:b/>
+                <w:sz w:val="17"/>
+              </w:rPr>
+              <w:t>LOOP_07</w:t>
+            </w:r>
+          </w:p>
+        </w:tc>
+        <w:tc>
+          <w:tcPr>
+            <w:tcW w:type="dxa" w:w="2592"/>
+            <w:tcMar>
+              <w:top w:w="100" w:type="dxa"/>
+              <w:bottom w:w="100" w:type="dxa"/>
+              <w:left w:w="140" w:type="dxa"/>
+              <w:right w:w="140" w:type="dxa"/>
+            </w:tcMar>
+          </w:tcPr>
+          <w:p>
+            <w:r>
+              <w:rPr>
+                <w:sz w:val="17"/>
+              </w:rPr>
+              <w:t>Vòng lặp n + 1 lần (Vượt giới hạn)</w:t>
+            </w:r>
+          </w:p>
+        </w:tc>
+        <w:tc>
+          <w:tcPr>
+            <w:tcW w:type="dxa" w:w="1440"/>
+            <w:tcMar>
+              <w:top w:w="100" w:type="dxa"/>
+              <w:bottom w:w="100" w:type="dxa"/>
+              <w:left w:w="140" w:type="dxa"/>
+              <w:right w:w="140" w:type="dxa"/>
+            </w:tcMar>
+          </w:tcPr>
+          <w:p>
+            <w:r>
+              <w:rPr>
+                <w:sz w:val="17"/>
+              </w:rPr>
+              <w:t>m = 11</w:t>
+            </w:r>
+          </w:p>
+        </w:tc>
+        <w:tc>
+          <w:tcPr>
+            <w:tcW w:type="dxa" w:w="2304"/>
+            <w:tcMar>
+              <w:top w:w="100" w:type="dxa"/>
+              <w:bottom w:w="100" w:type="dxa"/>
+              <w:left w:w="140" w:type="dxa"/>
+              <w:right w:w="140" w:type="dxa"/>
+            </w:tcMar>
+          </w:tcPr>
+          <w:p>
+            <w:r>
+              <w:rPr>
+                <w:sz w:val="17"/>
+              </w:rPr>
+              <w:t>AI trả về 11 câu hỏi phỏng vấn</w:t>
+            </w:r>
+          </w:p>
+        </w:tc>
+        <w:tc>
+          <w:tcPr>
+            <w:tcW w:type="dxa" w:w="2592"/>
+            <w:tcMar>
+              <w:top w:w="100" w:type="dxa"/>
+              <w:bottom w:w="100" w:type="dxa"/>
+              <w:left w:w="140" w:type="dxa"/>
+              <w:right w:w="140" w:type="dxa"/>
+            </w:tcMar>
+          </w:tcPr>
+          <w:p>
+            <w:r>
+              <w:rPr>
+                <w:sz w:val="17"/>
+              </w:rPr>
+              <w:t>Hệ thống tự động cắt tỉa (slice) lấy 10 câu hỏi đầu tiên, tránh làm email quá tải</w:t>
+            </w:r>
+          </w:p>
+        </w:tc>
+      </w:tr>
+    </w:tbl>
+    <w:p/>
+    <w:p>
+      <w:pPr>
+        <w:pStyle w:val="Heading1"/>
+      </w:pPr>
+      <w:r>
+        <w:t>7. ĐÁNH GIÁ ĐỘ ĐO BAO PHỦ VÀ KẾT LUẬN</w:t>
       </w:r>
     </w:p>
     <w:p>
@@ -6031,6 +6910,8 @@
         <w:t>2. Độ bao phủ nhánh quyết định (C2 - Branch Coverage): Đạt 100% (tất cả 8 điểm quyết định rẽ nhánh logic và khối ngoại lệ AI đều được kích hoạt đầy đủ 2 nhánh True và False).</w:t>
         <w:br/>
         <w:t>3. Độ bao phủ điều kiện (C3 - Condition Coverage): Đạt 100% cho biểu thức logic phức hợp tại Node 1 (!candidateID || !jobID) theo đúng nguyên lý ngắt mạch Short-circuit evaluation.</w:t>
+        <w:br/>
+        <w:t>4. Độ bao phủ vòng lặp (Loop Coverage): Đạt 100% với 7/7 ca kiểm thử vòng lặp chuẩn (LOOP_01 - LOOP_07) trên biến mảng suggestedQuestions.</w:t>
         <w:br/>
         <w:br/>
         <w:t>Bộ ca kiểm thử hộp trắng của Use Case 10 được thiết kế bao phủ toàn diện cả các trường hợp lỗi dữ liệu đầu vào rỗng, lỗi ứng viên không tồn tại, lỗi thiếu email, lỗi trùng lịch hẹn phỏng vấn (Conflict Prevention), lỗi kết nối cơ sở dữ liệu và khả năng chịu lỗi (Fault-tolerance) khi dịch vụ AI gặp sự cố.</w:t>
